--- a/content-src/docx/R TLS 2001 10 05 Larkin non-fiction.docx
+++ b/content-src/docx/R TLS 2001 10 05 Larkin non-fiction.docx
@@ -19,7 +19,19 @@
     </w:p>
     <w:p>
       <w:r>
-        <w:t>&lt;details&gt;Review of Philip Larkin, Further Requirements: Interviews, broadcasts, statements and book reviews, 1952–85, edited by Anthony Thwaite, 378pp. Faber. £25. 0 571 20945 9. The Times Literary Supplement, 5 October 2001, p. 27.&lt;/details&gt;</w:t>
+        <w:t xml:space="preserve">&lt;details&gt;Further Requirements: Interviews, broadcasts, statements and book reviews, 1952–85</w:t>
+      </w:r>
+      <w:r>
+        <w:br/>
+      </w:r>
+      <w:r>
+        <w:t xml:space="preserve">Philip Larkin, edited by Anthony Thwaite</w:t>
+      </w:r>
+      <w:r>
+        <w:br/>
+      </w:r>
+      <w:r>
+        <w:t xml:space="preserve">378pp, Faber, £25&lt;/details&gt;</w:t>
       </w:r>
     </w:p>
     <w:p>
@@ -48,17 +60,50 @@
         <w:ind w:left="720" w:right="720"/>
       </w:pPr>
       <w:r>
-        <w:t>there is a constant barrage of remarks such as “Alfred Duggan kicked the bucket”, “Two [dance] bands, one of niggers and one of buggers” and “there are 2 jews in this club.” This may be part of Waugh’s epistolary irony, and understood as such by his correspondents, but they support Claire Luce’s quick judgment that he had “no heart”. Yet against them can be set his letters to his wife and family, nearly always affectionate, sometimes charming, as if a totally different person had held the pen.</w:t>
+        <w:t xml:space="preserve">&lt;quote&gt;</w:t>
+      </w:r>
+      <w:r>
+        <w:t xml:space="preserve">there is a constant barrage of remarks such as “Alfred Duggan kicked the bucket”, “Two [dance] bands, one of niggers and one of buggers” and “there are 2 jews in this club.” This may be part of Waugh’s epistolary irony, and understood as such by his correspondents, but they support Claire Luce’s quick judgment that he had “no heart”. Yet against them can be set his letters to his wife and family, nearly always affectionate, sometimes charming, as if a totally different person had held the pen.</w:t>
+      </w:r>
+      <w:r>
+        <w:t xml:space="preserve">&lt;/quote&gt;</w:t>
       </w:r>
     </w:p>
     <w:p>
       <w:r>
-        <w:t>Larkin said, of Eliot, “I think we want the life and the work to make sense together; I suppose ultimately they must, since they both relate to the same person. Eliot would say they don’t, but I think Eliot was wrong.” But he also wrote, in an appreciative review of Peter Ackroyd’s unauthorized biography, that “If Eliot wished to live quietly, succeeding in avoiding notice, living and partly living, without making his life a continual allegory, then he had a right to. There was pain, there was dignity, finally there was happiness. Let it go at that.”</w:t>
+        <w:t xml:space="preserve">Larkin said, of Eliot, </w:t>
+      </w:r>
+      <w:r>
+        <w:t xml:space="preserve">&lt;quote&gt;</w:t>
+      </w:r>
+      <w:r>
+        <w:t xml:space="preserve">I think we want the life and the work to make sense together; I suppose ultimately they must, since they both relate to the same person. Eliot would say they don’t, but I think Eliot was wrong.</w:t>
+      </w:r>
+      <w:r>
+        <w:t xml:space="preserve">&lt;/quote&gt;</w:t>
+      </w:r>
+      <w:r>
+        <w:t xml:space="preserve"> But he also wrote, in an appreciative review of Peter Ackroyd’s unauthorized biography, that “If Eliot wished to live quietly, succeeding in avoiding notice, living and partly living, without making his life a continual allegory, then he had a right to. There was pain, there was dignity, finally there was happiness. Let it go at that.”</w:t>
       </w:r>
     </w:p>
     <w:p>
       <w:r>
-        <w:t>Reading Larkin’s unsystematic, sometimes self-serving, often contradictory comments, we do get some insight into the contradictions of his legacy; even in his last will and testament, Larkin was not certain what he willed, unsure of what he wanted to attest. “Not to prevent it is my will’s fulfilment; / willing it, my ailment.”</w:t>
+        <w:t xml:space="preserve">Reading Larkin’s unsystematic, sometimes self-serving, often contradictory comments, we do get some insight into the contradictions of his legacy; even in his last will and testament, Larkin was not certain what he willed, unsure of what he wanted to attest. </w:t>
+      </w:r>
+      <w:r>
+        <w:t xml:space="preserve">&lt;quote&gt;</w:t>
+      </w:r>
+      <w:r>
+        <w:t xml:space="preserve">Not to prevent it is my will’s fulfilment;</w:t>
+      </w:r>
+      <w:r>
+        <w:br/>
+      </w:r>
+      <w:r>
+        <w:t xml:space="preserve">willing it, my ailment.</w:t>
+      </w:r>
+      <w:r>
+        <w:t xml:space="preserve">&lt;/quote&gt;</w:t>
       </w:r>
     </w:p>
     <w:p>
@@ -76,7 +121,13 @@
         <w:ind w:left="720" w:right="720"/>
       </w:pPr>
       <w:r>
-        <w:t>The other week I was reading one of the books on him that nowadays seem to come out every month or so. It was well-researched and deeply interesting, and for a while I could not think what had made it different from other similar books . . . . Then I realized that the author was trying neither to make me like Lawrence nor dislike him; in fact I could not tell whether he liked or disliked him himself. And I had to realize that the age of proselytizing is over. We are all Lawrence converts nowadays, or at least converted to the fact that he is there, like Wordsworth or Hardy.</w:t>
+        <w:t xml:space="preserve">&lt;quote&gt;</w:t>
+      </w:r>
+      <w:r>
+        <w:t xml:space="preserve">The other week I was reading one of the books on him that nowadays seem to come out every month or so. It was well-researched and deeply interesting, and for a while I could not think what had made it different from other similar books . . . . Then I realized that the author was trying neither to make me like Lawrence nor dislike him; in fact I could not tell whether he liked or disliked him himself. And I had to realize that the age of proselytizing is over. We are all Lawrence converts nowadays, or at least converted to the fact that he is there, like Wordsworth or Hardy.</w:t>
+      </w:r>
+      <w:r>
+        <w:t xml:space="preserve">&lt;/quote&gt;</w:t>
       </w:r>
     </w:p>
     <w:p>
@@ -106,7 +157,28 @@
     </w:p>
     <w:p>
       <w:r>
-        <w:t>In fact, we do know what Larkin would have made of much of this. Asked by John Haffenden, in an interview reprinted in Further Requirements, “what if a critic construed a poem in a way you felt you didn’t mean?”, Larkin simply replied, “I should think he was talking balls.” Likewise, we know how he would have responded to the more vulgar criticism: of Roy Hattersley’s performance on the South Bank Show in 1982, he wrote, deliciously and memorably, “It gave me some idea of what a writer in Russia must feel like: arraigned in public for bourgeois formalism, counter-revolutionary determination and anti-working class deviation. That great bloated unsmiling accuser and his silent audience was the most depressing thing I’ve had to endure for a long time.” James Booth’s own essay is something of a corrective, with its stoic restatement of a rather less fashionable view: “Literature is not an adjunct of history, and the value of a poem is not dependent on whether it accurately registers any particular socio-political moment. It is a matter of how beautifully and memorably it embodies thought and feeling in words. Larkin and Heaney are poets; what will remain permanently interesting about them is their poetry.”</w:t>
+        <w:t xml:space="preserve">In fact, we do know what Larkin would have made of much of this. Asked by John Haffenden, in an interview reprinted in Further Requirements, “what if a critic construed a poem in a way you felt you didn’t mean?”, Larkin simply replied, “I should think he was talking balls.” Likewise, we know how he would have responded to the more vulgar criticism: of Roy Hattersley’s performance on the South Bank Show in 1982, he wrote, deliciously and memorably, </w:t>
+      </w:r>
+      <w:r>
+        <w:t xml:space="preserve">&lt;quote&gt;</w:t>
+      </w:r>
+      <w:r>
+        <w:t xml:space="preserve">It gave me some idea of what a writer in Russia must feel like: arraigned in public for bourgeois formalism, counter-revolutionary determination and anti-working class deviation. That great bloated unsmiling accuser and his silent audience was the most depressing thing I’ve had to endure for a long time.</w:t>
+      </w:r>
+      <w:r>
+        <w:t xml:space="preserve">&lt;/quote&gt;</w:t>
+      </w:r>
+      <w:r>
+        <w:t xml:space="preserve"> James Booth’s own essay is something of a corrective, with its stoic restatement of a rather less fashionable view: </w:t>
+      </w:r>
+      <w:r>
+        <w:t xml:space="preserve">&lt;quote&gt;</w:t>
+      </w:r>
+      <w:r>
+        <w:t xml:space="preserve">Literature is not an adjunct of history, and the value of a poem is not dependent on whether it accurately registers any particular socio-political moment. It is a matter of how beautifully and memorably it embodies thought and feeling in words. Larkin and Heaney are poets; what will remain permanently interesting about them is their poetry.</w:t>
+      </w:r>
+      <w:r>
+        <w:t xml:space="preserve">&lt;/quote&gt;</w:t>
       </w:r>
     </w:p>
     <w:p>

--- a/content-src/docx/R TLS 2001 10 05 Larkin non-fiction.docx
+++ b/content-src/docx/R TLS 2001 10 05 Larkin non-fiction.docx
@@ -42,7 +42,7 @@
     <w:p/>
     <w:p>
       <w:r>
-        <w:t>Martin Amis, in a lecture in 1997, remarked that “In 1985, the year of his death, Philip Larkin, a big, fat, bald librarian at the University of Hull, was unquestionably England’s unofficial laureate: our best-loved poet since the war . . . . Ten years later, Larkin is now something like a pariah, or an untouchable.” The poems, those three slim volumes of the mature poetry, had been eclipsed by the Selected Letters, edited by Anthony Thwaite, which revealed what Tom Paulin chose to call “the sewer under the national monument” (TLS, Letters, November 6, 1992), and by Andrew Motion’s biography (1993).</w:t>
+        <w:t>Martin Amis, in a lecture in 1997, remarked that “In 1985, the year of his death, Philip Larkin, a big, fat, bald librarian at the University of Hull, was unquestionably England’s unofficial laureate: our best-loved poet since the war…. Ten years later, Larkin is now something like a pariah, or an untouchable.” The poems, those three slim volumes of the mature poetry, had been eclipsed by the Selected Letters, edited by Anthony Thwaite, which revealed what Tom Paulin chose to call “the sewer under the national monument” (TLS, Letters, November 6, 1992), and by Andrew Motion’s biography (1993).</w:t>
       </w:r>
     </w:p>
     <w:p>
@@ -108,7 +108,7 @@
     </w:p>
     <w:p>
       <w:r>
-        <w:t>There is also evidence in these interviews, introductions and short notices, of a more flexible Larkin than the redneck version being widely touted, and a modest one; he frequently quibbled with the idea he was a “major” poet (“Please don’t think that I’m great. If I’m noticeable, it’s because we’re in a trough at the moment . . . . If I seem good, it’s because everyone else is so bad”). What we get here is, for the most part, a sane and unassuming pleasure in some durable, if old-fashioned, artists and ideas.</w:t>
+        <w:t>There is also evidence in these interviews, introductions and short notices, of a more flexible Larkin than the redneck version being widely touted, and a modest one; he frequently quibbled with the idea he was a “major” poet (“Please don’t think that I’m great. If I’m noticeable, it’s because we’re in a trough at the moment…. If I seem good, it’s because everyone else is so bad”). What we get here is, for the most part, a sane and unassuming pleasure in some durable, if old-fashioned, artists and ideas.</w:t>
       </w:r>
     </w:p>
     <w:p>
@@ -124,7 +124,7 @@
         <w:t xml:space="preserve">&lt;quote&gt;</w:t>
       </w:r>
       <w:r>
-        <w:t xml:space="preserve">The other week I was reading one of the books on him that nowadays seem to come out every month or so. It was well-researched and deeply interesting, and for a while I could not think what had made it different from other similar books . . . . Then I realized that the author was trying neither to make me like Lawrence nor dislike him; in fact I could not tell whether he liked or disliked him himself. And I had to realize that the age of proselytizing is over. We are all Lawrence converts nowadays, or at least converted to the fact that he is there, like Wordsworth or Hardy.</w:t>
+        <w:t xml:space="preserve">The other week I was reading one of the books on him that nowadays seem to come out every month or so. It was well-researched and deeply interesting, and for a while I could not think what had made it different from other similar books…. Then I realized that the author was trying neither to make me like Lawrence nor dislike him; in fact I could not tell whether he liked or disliked him himself. And I had to realize that the age of proselytizing is over. We are all Lawrence converts nowadays, or at least converted to the fact that he is there, like Wordsworth or Hardy.</w:t>
       </w:r>
       <w:r>
         <w:t xml:space="preserve">&lt;/quote&gt;</w:t>
